--- a/Layouts/TTStandardSalesQuoteTP.docx
+++ b/Layouts/TTStandardSalesQuoteTP.docx
@@ -102,9 +102,9 @@
  
          < C o m p a n y I n f o _ M a n a g i n g _ D i r e c t o r > C o m p a n y I n f o _ M a n a g i n g _ D i r e c t o r < / C o m p a n y I n f o _ M a n a g i n g _ D i r e c t o r >   
-         < C o m p a n y I n f o _ _ P i c t u r e _ 1 _ > C o m p a n y I n f o _ _ P i c t u r e _ 1 _ < / C o m p a n y I n f o _ _ P i c t u r e _ 1 _ > - 
-         < C o m p a n y I n f o _ _ P i c t u r e _ 2 _ > C o m p a n y I n f o _ _ P i c t u r e _ 2 _ < / C o m p a n y I n f o _ _ P i c t u r e _ 2 _ > +         < C o m p a n y I n f o _ _ P i c t u r e _ 1 _   / > + 
+         < C o m p a n y I n f o _ _ P i c t u r e _ 2 _   / >   
          < C o m p a n y L e g a l S t a t e m e n t > C o m p a n y L e g a l S t a t e m e n t < / C o m p a n y L e g a l S t a t e m e n t >   
@@ -114,7 +114,7 @@
  
          < C o m p a n y P h o n e N o _ L b l > C o m p a n y P h o n e N o _ L b l < / C o m p a n y P h o n e N o _ L b l >   
-         < C o m p a n y P i c t u r e > C o m p a n y P i c t u r e < / C o m p a n y P i c t u r e > +         < C o m p a n y P i c t u r e   / >   
          < C o m p a n y R e g i s t r a t i o n N u m b e r > C o m p a n y R e g i s t r a t i o n N u m b e r < / C o m p a n y R e g i s t r a t i o n N u m b e r >   
@@ -180,7 +180,7 @@
  
          < F a x N o > F a x N o < / F a x N o >   
-         < F i r s t S i g n > F i r s t S i g n < / F i r s t S i g n > +         < F i r s t S i g n   / >   
          < G l o b a l L o c a t i o n N u m b e r > G l o b a l L o c a t i o n N u m b e r < / G l o b a l L o c a t i o n N u m b e r >   
@@ -280,7 +280,7 @@
  
          < S a l e s P e r s o n _ L b l > S a l e s P e r s o n _ L b l < / S a l e s P e r s o n _ L b l >   
-         < S e c o n d S i g n > S e c o n d S i g n < / S e c o n d S i g n > +         < S e c o n d S i g n   / >   
          < S e l l t o C u s t o m e r N o > S e l l t o C u s t o m e r N o < / S e l l t o C u s t o m e r N o >   
@@ -311,6 +311,8 @@
          < S h i p T o A d d r e s s _ L b l > S h i p T o A d d r e s s _ L b l < / S h i p T o A d d r e s s _ L b l >   
          < S h o w D i s c o u n t C o l u m n > S h o w D i s c o u n t C o l u m n < / S h o w D i s c o u n t C o l u m n > + 
+         < S h o w P N C o l u m n > S h o w P N C o l u m n < / S h o w P N C o l u m n >   
          < S h o w S h i p p i n g A d d r e s s > S h o w S h i p p i n g A d d r e s s < / S h o w S h i p p i n g A d d r e s s >   
